--- a/Actividad Práctica 2 Practicando con CSS3.docx
+++ b/Actividad Práctica 2 Practicando con CSS3.docx
@@ -466,6 +466,13 @@
     </w:p>
     <w:sdt>
       <w:sdtPr>
+        <w:rPr>
+          <w:rFonts w:asciiTheme="minorHAnsi" w:eastAsiaTheme="minorHAnsi" w:hAnsiTheme="minorHAnsi" w:cstheme="minorBidi"/>
+          <w:color w:val="auto"/>
+          <w:sz w:val="22"/>
+          <w:szCs w:val="22"/>
+          <w:lang w:eastAsia="en-US"/>
+        </w:rPr>
         <w:id w:val="1352149384"/>
         <w:docPartObj>
           <w:docPartGallery w:val="Table of Contents"/>
@@ -474,13 +481,8 @@
       </w:sdtPr>
       <w:sdtEndPr>
         <w:rPr>
-          <w:rFonts w:asciiTheme="minorHAnsi" w:eastAsiaTheme="minorHAnsi" w:hAnsiTheme="minorHAnsi" w:cstheme="minorBidi"/>
           <w:b/>
           <w:bCs/>
-          <w:color w:val="auto"/>
-          <w:sz w:val="22"/>
-          <w:szCs w:val="22"/>
-          <w:lang w:eastAsia="en-US"/>
         </w:rPr>
       </w:sdtEndPr>
       <w:sdtContent>
@@ -1965,6 +1967,27 @@
         <w:t>GitHub:</w:t>
       </w:r>
       <w:bookmarkEnd w:id="5"/>
+    </w:p>
+    <w:p/>
+    <w:p>
+      <w:pPr>
+        <w:rPr>
+          <w:rFonts w:ascii="Times New Roman" w:hAnsi="Times New Roman" w:cs="Times New Roman"/>
+          <w:sz w:val="28"/>
+          <w:szCs w:val="28"/>
+        </w:rPr>
+      </w:pPr>
+      <w:hyperlink r:id="rId21" w:history="1">
+        <w:r>
+          <w:rPr>
+            <w:rStyle w:val="Hipervnculo"/>
+            <w:rFonts w:ascii="Times New Roman" w:hAnsi="Times New Roman" w:cs="Times New Roman"/>
+            <w:sz w:val="28"/>
+            <w:szCs w:val="28"/>
+          </w:rPr>
+          <w:t>https://github.com/alonzoyariel-svg/Ejercicios-CSS3</w:t>
+        </w:r>
+      </w:hyperlink>
     </w:p>
     <w:p/>
     <w:sectPr>
@@ -2100,6 +2123,7 @@
     <w:lsdException w:name="HTML Sample" w:semiHidden="1" w:unhideWhenUsed="1"/>
     <w:lsdException w:name="HTML Typewriter" w:semiHidden="1" w:unhideWhenUsed="1"/>
     <w:lsdException w:name="HTML Variable" w:semiHidden="1" w:unhideWhenUsed="1"/>
+    <w:lsdException w:name="Normal Table" w:semiHidden="1" w:unhideWhenUsed="1"/>
     <w:lsdException w:name="annotation subject" w:semiHidden="1" w:unhideWhenUsed="1"/>
     <w:lsdException w:name="No List" w:semiHidden="1" w:unhideWhenUsed="1"/>
     <w:lsdException w:name="Outline List 1" w:semiHidden="1" w:unhideWhenUsed="1"/>
@@ -2146,8 +2170,10 @@
     <w:lsdException w:name="Table Subtle 2" w:semiHidden="1" w:unhideWhenUsed="1"/>
     <w:lsdException w:name="Table Web 1" w:semiHidden="1" w:unhideWhenUsed="1"/>
     <w:lsdException w:name="Table Web 2" w:semiHidden="1" w:unhideWhenUsed="1"/>
+    <w:lsdException w:name="Table Web 3" w:semiHidden="1" w:unhideWhenUsed="1"/>
     <w:lsdException w:name="Balloon Text" w:semiHidden="1" w:unhideWhenUsed="1"/>
     <w:lsdException w:name="Table Grid" w:uiPriority="39"/>
+    <w:lsdException w:name="Table Theme" w:semiHidden="1" w:unhideWhenUsed="1"/>
     <w:lsdException w:name="Placeholder Text" w:semiHidden="1"/>
     <w:lsdException w:name="No Spacing" w:uiPriority="1" w:qFormat="1"/>
     <w:lsdException w:name="Light Shading" w:uiPriority="60"/>
@@ -2472,6 +2498,18 @@
       <w:u w:val="single"/>
     </w:rPr>
   </w:style>
+  <w:style w:type="character" w:styleId="Mencinsinresolver">
+    <w:name w:val="Unresolved Mention"/>
+    <w:basedOn w:val="Fuentedeprrafopredeter"/>
+    <w:uiPriority w:val="99"/>
+    <w:semiHidden/>
+    <w:unhideWhenUsed/>
+    <w:rsid w:val="00353FD4"/>
+    <w:rPr>
+      <w:color w:val="605E5C"/>
+      <w:shd w:val="clear" w:color="auto" w:fill="E1DFDD"/>
+    </w:rPr>
+  </w:style>
 </w:styles>
 </file>
 
